--- a/docs/MileStone_Report.docx
+++ b/docs/MileStone_Report.docx
@@ -12,51 +12,65 @@
     </w:p>
     <w:p>
       <w:pPr>
-        <w:pStyle w:val="Title"/>
+        <w:pStyle w:val="DocTitle"/>
         <w:pBdr>
-          <w:bottom w:val="single" w:sz="4" w:space="1" w:color="auto"/>
+          <w:bottom w:val="single" w:sz="6" w:space="6" w:color="1F3864"/>
         </w:pBdr>
-        <w:jc w:val="center"/>
       </w:pPr>
       <w:r>
         <w:t>Milestone Report</w:t>
+      </w:r>
+    </w:p>
+    <w:p>
+      <w:pPr>
+        <w:pStyle w:val="DocSubtitle"/>
+      </w:pPr>
+      <w:r>
+        <w:t>Functional Verification of App Pairing, BLE Communication, Movement Tracking, and Session Retrieval</w:t>
+      </w:r>
+    </w:p>
+    <w:p>
+      <w:pPr>
+        <w:pStyle w:val="DocMeta"/>
+      </w:pPr>
+      <w:r>
+        <w:t>Date: 11 September 2026</w:t>
+      </w:r>
+    </w:p>
+    <w:p>
+      <w:pPr>
+        <w:pStyle w:val="Heading1"/>
+      </w:pPr>
+      <w:r>
+        <w:t>Overview</w:t>
+      </w:r>
+    </w:p>
+    <w:p>
+      <w:r>
+        <w:t xml:space="preserve">This report provides a status update on the Vantare Vantage Suit program. The </w:t>
+      </w:r>
+      <w:r>
+        <w:t>funct</w:t>
+      </w:r>
+      <w:r>
+        <w:t>ional milestones covered below</w:t>
       </w:r>
       <w:bookmarkStart w:id="0" w:name="_GoBack"/>
       <w:bookmarkEnd w:id="0"/>
-    </w:p>
-    <w:p>
-      <w:pPr>
-        <w:pStyle w:val="DocSubtitle"/>
-      </w:pPr>
-      <w:r>
-        <w:t>Functional Verification of App Pairing, BLE Communication, Movement Tracking, and Session Retrieval</w:t>
-      </w:r>
-    </w:p>
-    <w:p>
-      <w:pPr>
-        <w:pStyle w:val="DocMeta"/>
-      </w:pPr>
-      <w:r>
-        <w:t>Date: 11 September 2026</w:t>
-      </w:r>
-    </w:p>
-    <w:p>
-      <w:pPr>
-        <w:pStyle w:val="Heading1"/>
-      </w:pPr>
-      <w:r>
-        <w:t>Overview</w:t>
-      </w:r>
-    </w:p>
-    <w:p>
-      <w:r>
-        <w:t xml:space="preserve">This report provides a status update on the Vantare Vantage Suit program. The </w:t>
-      </w:r>
-      <w:r>
-        <w:t>functional milestones covered below — application pairing, BLE communication, movement tracking, session retrieval, and integrated system operation — have been implemented and verified on the current prototype: the Master hub together with the sensor nodes</w:t>
-      </w:r>
-      <w:r>
-        <w:t xml:space="preserve"> in use. Progress against the full project requirements is summarized in the status table, and the working functionality is demonstrated in the accompanying video walkthrough.</w:t>
+      <w:r>
+        <w:t xml:space="preserve"> application pairing, BLE communication, movement tracking, session retrieval, an</w:t>
+      </w:r>
+      <w:r>
+        <w:t xml:space="preserve">d integrated system operation </w:t>
+      </w:r>
+      <w:r>
+        <w:t>have been completed and verified based on the available nodes and the Master hub. Once the complete set of</w:t>
+      </w:r>
+      <w:r>
+        <w:t xml:space="preserve"> nodes for the entire suit is received, the system is scaled up by adding the remaining nodes to the current setup, at which point full system integration is achieved. The status of each milestone is summarized in the table below, and the working functiona</w:t>
+      </w:r>
+      <w:r>
+        <w:t>lity is demonstrated in the accompanying video walkthrough.</w:t>
       </w:r>
     </w:p>
     <w:p>
@@ -82,9 +96,9 @@
         <w:tblLook w:val="04A0" w:firstRow="1" w:lastRow="0" w:firstColumn="1" w:lastColumn="0" w:noHBand="0" w:noVBand="1"/>
       </w:tblPr>
       <w:tblGrid>
-        <w:gridCol w:w="4320"/>
+        <w:gridCol w:w="4536"/>
         <w:gridCol w:w="2448"/>
-        <w:gridCol w:w="2592"/>
+        <w:gridCol w:w="2376"/>
       </w:tblGrid>
       <w:tr>
         <w:trPr>
@@ -93,7 +107,7 @@
         </w:trPr>
         <w:tc>
           <w:tcPr>
-            <w:tcW w:w="4320" w:type="dxa"/>
+            <w:tcW w:w="4536" w:type="dxa"/>
             <w:shd w:val="clear" w:color="auto" w:fill="1F3864"/>
           </w:tcPr>
           <w:p>
@@ -128,7 +142,7 @@
         </w:tc>
         <w:tc>
           <w:tcPr>
-            <w:tcW w:w="2592" w:type="dxa"/>
+            <w:tcW w:w="2376" w:type="dxa"/>
             <w:shd w:val="clear" w:color="auto" w:fill="1F3864"/>
           </w:tcPr>
           <w:p>
@@ -152,7 +166,7 @@
         </w:trPr>
         <w:tc>
           <w:tcPr>
-            <w:tcW w:w="4320" w:type="dxa"/>
+            <w:tcW w:w="4536" w:type="dxa"/>
           </w:tcPr>
           <w:p>
             <w:r>
@@ -177,21 +191,13 @@
                 <w:color w:val="1F7A1F"/>
                 <w:sz w:val="21"/>
               </w:rPr>
-              <w:t>Com</w:t>
-            </w:r>
-            <w:r>
-              <w:rPr>
-                <w:b/>
-                <w:color w:val="1F7A1F"/>
-                <w:sz w:val="21"/>
-              </w:rPr>
-              <w:t>plete</w:t>
+              <w:t>Complete</w:t>
             </w:r>
           </w:p>
         </w:tc>
         <w:tc>
           <w:tcPr>
-            <w:tcW w:w="2592" w:type="dxa"/>
+            <w:tcW w:w="2376" w:type="dxa"/>
           </w:tcPr>
           <w:p>
             <w:pPr>
@@ -212,7 +218,7 @@
         </w:trPr>
         <w:tc>
           <w:tcPr>
-            <w:tcW w:w="4320" w:type="dxa"/>
+            <w:tcW w:w="4536" w:type="dxa"/>
           </w:tcPr>
           <w:p>
             <w:r>
@@ -243,7 +249,7 @@
         </w:tc>
         <w:tc>
           <w:tcPr>
-            <w:tcW w:w="2592" w:type="dxa"/>
+            <w:tcW w:w="2376" w:type="dxa"/>
           </w:tcPr>
           <w:p>
             <w:pPr>
@@ -264,7 +270,7 @@
         </w:trPr>
         <w:tc>
           <w:tcPr>
-            <w:tcW w:w="4320" w:type="dxa"/>
+            <w:tcW w:w="4536" w:type="dxa"/>
           </w:tcPr>
           <w:p>
             <w:r>
@@ -295,7 +301,7 @@
         </w:tc>
         <w:tc>
           <w:tcPr>
-            <w:tcW w:w="2592" w:type="dxa"/>
+            <w:tcW w:w="2376" w:type="dxa"/>
           </w:tcPr>
           <w:p>
             <w:pPr>
@@ -316,7 +322,7 @@
         </w:trPr>
         <w:tc>
           <w:tcPr>
-            <w:tcW w:w="4320" w:type="dxa"/>
+            <w:tcW w:w="4536" w:type="dxa"/>
           </w:tcPr>
           <w:p>
             <w:r>
@@ -338,16 +344,16 @@
             <w:r>
               <w:rPr>
                 <w:b/>
-                <w:color w:val="B45A0A"/>
+                <w:color w:val="1F7A1F"/>
                 <w:sz w:val="21"/>
               </w:rPr>
-              <w:t>80–85%</w:t>
+              <w:t>Complete</w:t>
             </w:r>
           </w:p>
         </w:tc>
         <w:tc>
           <w:tcPr>
-            <w:tcW w:w="2592" w:type="dxa"/>
+            <w:tcW w:w="2376" w:type="dxa"/>
           </w:tcPr>
           <w:p>
             <w:pPr>
@@ -368,7 +374,7 @@
         </w:trPr>
         <w:tc>
           <w:tcPr>
-            <w:tcW w:w="4320" w:type="dxa"/>
+            <w:tcW w:w="4536" w:type="dxa"/>
           </w:tcPr>
           <w:p>
             <w:r>
@@ -390,16 +396,16 @@
             <w:r>
               <w:rPr>
                 <w:b/>
-                <w:color w:val="B45A0A"/>
+                <w:color w:val="1F7A1F"/>
                 <w:sz w:val="21"/>
               </w:rPr>
-              <w:t>50–60%</w:t>
+              <w:t>Complete</w:t>
             </w:r>
           </w:p>
         </w:tc>
         <w:tc>
           <w:tcPr>
-            <w:tcW w:w="2592" w:type="dxa"/>
+            <w:tcW w:w="2376" w:type="dxa"/>
           </w:tcPr>
           <w:p>
             <w:pPr>
@@ -419,14 +425,6 @@
       <w:pPr>
         <w:spacing w:after="40"/>
       </w:pPr>
-      <w:r>
-        <w:rPr>
-          <w:i/>
-          <w:color w:val="595959"/>
-          <w:sz w:val="19"/>
-        </w:rPr>
-        <w:t>Completion percentages reflect progress against the full project requirements.</w:t>
-      </w:r>
     </w:p>
     <w:p>
       <w:pPr>
@@ -438,10 +436,7 @@
     </w:p>
     <w:p>
       <w:r>
-        <w:t xml:space="preserve">Pairing </w:t>
-      </w:r>
-      <w:r>
-        <w:t>between the suit and the host software is implemented and verified on the current prototype.</w:t>
+        <w:t>Pairing between the suit and the host software is completed and verified with the available nodes and the Master hub.</w:t>
       </w:r>
     </w:p>
     <w:p>
@@ -450,13 +445,10 @@
         <w:ind w:left="461" w:hanging="259"/>
       </w:pPr>
       <w:r>
-        <w:t xml:space="preserve">• </w:t>
-      </w:r>
-      <w:r>
-        <w:t xml:space="preserve">The live web session connects to the Master using the suit’s BLE interface. The mobile application will use the same interface and connection parameters, so it </w:t>
-      </w:r>
-      <w:r>
-        <w:t>connects on the same basis as the verified web session.</w:t>
+        <w:t xml:space="preserve">•  The live web session connects to the Master using the suit’s BLE </w:t>
+      </w:r>
+      <w:r>
+        <w:t>interface. The mobile application will use the same interface and connection parameters, so it connects on the same basis as the verified web session.</w:t>
       </w:r>
     </w:p>
     <w:p>
@@ -465,10 +457,10 @@
         <w:ind w:left="461" w:hanging="259"/>
       </w:pPr>
       <w:r>
-        <w:t xml:space="preserve">• </w:t>
-      </w:r>
-      <w:r>
-        <w:t>Mobile application development is progressing in parallel, and the majority of its core functionality has already been completed.</w:t>
+        <w:t xml:space="preserve">•  Mobile application development is progressing in parallel, and the majority of its core functionality </w:t>
+      </w:r>
+      <w:r>
+        <w:t>has already been completed.</w:t>
       </w:r>
     </w:p>
     <w:p>
@@ -476,15 +468,13 @@
         <w:pStyle w:val="Heading1"/>
       </w:pPr>
       <w:r>
+        <w:lastRenderedPageBreak/>
         <w:t>2. BLE Communication Functioning</w:t>
       </w:r>
     </w:p>
     <w:p>
       <w:r>
-        <w:t>Wireless communication is implemen</w:t>
-      </w:r>
-      <w:r>
-        <w:t>ted and working across the full data path:</w:t>
+        <w:t>Wireless communication is completed and operational across the full data path:</w:t>
       </w:r>
     </w:p>
     <w:p>
@@ -493,10 +483,10 @@
         <w:ind w:left="461" w:hanging="259"/>
       </w:pPr>
       <w:r>
-        <w:t>• Node to Master:</w:t>
-      </w:r>
-      <w:r>
-        <w:t xml:space="preserve"> the Master connects to the sensor nodes and exchanges live data and recording transfers with them.</w:t>
+        <w:t>•  Node to Master: the Master connects to the sensor nodes and exchanges live data and recording transfers with them</w:t>
+      </w:r>
+      <w:r>
+        <w:t>.</w:t>
       </w:r>
     </w:p>
     <w:p>
@@ -505,24 +495,21 @@
         <w:ind w:left="461" w:hanging="259"/>
       </w:pPr>
       <w:r>
-        <w:t>• Master to host:</w:t>
-      </w:r>
-      <w:r>
-        <w:t xml:space="preserve"> the Master streams live sensor data to the host application over BLE.</w:t>
-      </w:r>
-    </w:p>
-    <w:p>
-      <w:pPr>
-        <w:spacing w:after="80"/>
-        <w:ind w:left="461" w:hanging="259"/>
+        <w:t>•  Master to host: the Master streams live sensor data to the host application over BLE.</w:t>
+      </w:r>
+    </w:p>
+    <w:p>
+      <w:pPr>
         <w:jc w:val="center"/>
       </w:pPr>
       <w:r>
-        <w:lastRenderedPageBreak/>
+        <w:rPr>
+          <w:noProof/>
+        </w:rPr>
         <w:drawing>
-          <wp:inline distT="0" distB="0" distL="0" distR="0" wp14:anchorId="2A31993A" wp14:editId="780ACAF8">
-            <wp:extent cx="2372264" cy="5363667"/>
-            <wp:effectExtent l="0" t="0" r="9525" b="0"/>
+          <wp:inline distT="0" distB="0" distL="0" distR="0">
+            <wp:extent cx="2371039" cy="5362041"/>
+            <wp:effectExtent l="0" t="0" r="0" b="0"/>
             <wp:docPr id="1" name="Picture 1"/>
             <wp:cNvGraphicFramePr>
               <a:graphicFrameLocks xmlns:a="http://schemas.openxmlformats.org/drawingml/2006/main" noChangeAspect="1"/>
@@ -531,7 +518,7 @@
               <a:graphicData uri="http://schemas.openxmlformats.org/drawingml/2006/picture">
                 <pic:pic xmlns:pic="http://schemas.openxmlformats.org/drawingml/2006/picture">
                   <pic:nvPicPr>
-                    <pic:cNvPr id="1" name=""/>
+                    <pic:cNvPr id="0" name="image1.png"/>
                     <pic:cNvPicPr/>
                   </pic:nvPicPr>
                   <pic:blipFill>
@@ -543,7 +530,7 @@
                   <pic:spPr>
                     <a:xfrm>
                       <a:off x="0" y="0"/>
-                      <a:ext cx="2384544" cy="5391431"/>
+                      <a:ext cx="2371039" cy="5362041"/>
                     </a:xfrm>
                     <a:prstGeom prst="rect">
                       <a:avLst/>
@@ -556,10 +543,13 @@
         </w:drawing>
       </w:r>
       <w:r>
+        <w:rPr>
+          <w:noProof/>
+        </w:rPr>
         <w:drawing>
-          <wp:inline distT="0" distB="0" distL="0" distR="0" wp14:anchorId="4AECE019" wp14:editId="51870DE6">
-            <wp:extent cx="2315823" cy="5349922"/>
-            <wp:effectExtent l="0" t="0" r="8890" b="3175"/>
+          <wp:inline distT="0" distB="0" distL="0" distR="0">
+            <wp:extent cx="2315260" cy="5348325"/>
+            <wp:effectExtent l="0" t="0" r="0" b="0"/>
             <wp:docPr id="2" name="Picture 2"/>
             <wp:cNvGraphicFramePr>
               <a:graphicFrameLocks xmlns:a="http://schemas.openxmlformats.org/drawingml/2006/main" noChangeAspect="1"/>
@@ -568,7 +558,7 @@
               <a:graphicData uri="http://schemas.openxmlformats.org/drawingml/2006/picture">
                 <pic:pic xmlns:pic="http://schemas.openxmlformats.org/drawingml/2006/picture">
                   <pic:nvPicPr>
-                    <pic:cNvPr id="1" name=""/>
+                    <pic:cNvPr id="0" name="image2.png"/>
                     <pic:cNvPicPr/>
                   </pic:nvPicPr>
                   <pic:blipFill>
@@ -580,7 +570,7 @@
                   <pic:spPr>
                     <a:xfrm>
                       <a:off x="0" y="0"/>
-                      <a:ext cx="2321866" cy="5363881"/>
+                      <a:ext cx="2315260" cy="5348325"/>
                     </a:xfrm>
                     <a:prstGeom prst="rect">
                       <a:avLst/>
@@ -595,17 +585,16 @@
     </w:p>
     <w:p>
       <w:pPr>
-        <w:spacing w:after="80"/>
-        <w:ind w:left="461" w:hanging="259"/>
         <w:jc w:val="center"/>
       </w:pPr>
       <w:r>
         <w:rPr>
           <w:noProof/>
         </w:rPr>
+        <w:lastRenderedPageBreak/>
         <w:drawing>
-          <wp:inline distT="0" distB="0" distL="0" distR="0" wp14:anchorId="49DAB995" wp14:editId="3B8C5174">
-            <wp:extent cx="5049672" cy="2495703"/>
+          <wp:inline distT="0" distB="0" distL="0" distR="0">
+            <wp:extent cx="5049316" cy="2495397"/>
             <wp:effectExtent l="0" t="0" r="0" b="0"/>
             <wp:docPr id="3" name="Picture 3"/>
             <wp:cNvGraphicFramePr>
@@ -615,7 +604,7 @@
               <a:graphicData uri="http://schemas.openxmlformats.org/drawingml/2006/picture">
                 <pic:pic xmlns:pic="http://schemas.openxmlformats.org/drawingml/2006/picture">
                   <pic:nvPicPr>
-                    <pic:cNvPr id="1" name=""/>
+                    <pic:cNvPr id="0" name="image3.png"/>
                     <pic:cNvPicPr/>
                   </pic:nvPicPr>
                   <pic:blipFill>
@@ -627,7 +616,7 @@
                   <pic:spPr>
                     <a:xfrm>
                       <a:off x="0" y="0"/>
-                      <a:ext cx="5056436" cy="2499046"/>
+                      <a:ext cx="5049316" cy="2495397"/>
                     </a:xfrm>
                     <a:prstGeom prst="rect">
                       <a:avLst/>
@@ -641,45 +630,24 @@
       </w:r>
     </w:p>
     <w:p>
-      <w:pPr>
-        <w:spacing w:after="80"/>
-      </w:pPr>
-      <w:r>
-        <w:lastRenderedPageBreak/>
-        <w:t xml:space="preserve">We can connect to the master </w:t>
-      </w:r>
-      <w:r>
-        <w:t xml:space="preserve">its Bluetooth identity is named as HUB0001 and we can connect to it via both the desktop webpage and phone application as well the phone screenshots are for </w:t>
-      </w:r>
-      <w:proofErr w:type="spellStart"/>
-      <w:r>
-        <w:t>nrf</w:t>
-      </w:r>
-      <w:proofErr w:type="spellEnd"/>
-      <w:r>
-        <w:t xml:space="preserve"> connect app which is used to test the Bluetooth working for projects that use BLE.</w:t>
-      </w:r>
-    </w:p>
-    <w:p>
-      <w:pPr>
-        <w:spacing w:after="80"/>
-      </w:pPr>
-      <w:r>
-        <w:t>The same parameters are configured in the application side and the app will be able to communicate with the system easily.</w:t>
-      </w:r>
-    </w:p>
-    <w:p>
-      <w:r>
-        <w:t>T</w:t>
-      </w:r>
-      <w:r>
-        <w:t xml:space="preserve">he </w:t>
-      </w:r>
-      <w:r>
-        <w:t>links are configured for MTU 247, data length 251, and 2M PHY. The Master-to-host link uses the same BLE interface for both the web tool and the mobile application, so the verified web connection confirms the communication path the mobile application relie</w:t>
-      </w:r>
-      <w:r>
-        <w:t>s on.</w:t>
+      <w:r>
+        <w:t>The Master’s Bluetooth identity is HUB0001, and it can be connected to from both the desktop web page and the mobile application. The phone screenshots are from</w:t>
+      </w:r>
+      <w:r>
+        <w:t xml:space="preserve"> the nRF Connect app, which is used to test Bluetooth operation for BLE projects.</w:t>
+      </w:r>
+    </w:p>
+    <w:p>
+      <w:r>
+        <w:t>The same connection parameters are configured on the application side, and the app is able to communicate with the system.</w:t>
+      </w:r>
+    </w:p>
+    <w:p>
+      <w:r>
+        <w:t>The links are configured for MTU 247, data length 2</w:t>
+      </w:r>
+      <w:r>
+        <w:t>51, and 2M PHY. The Master-to-host link uses the same BLE interface for both the web tool and the mobile application, so the verified web connection confirms the communication path the mobile application relies on.</w:t>
       </w:r>
     </w:p>
     <w:p>
@@ -692,10 +660,13 @@
     </w:p>
     <w:p>
       <w:r>
-        <w:t>Movement tracking is implemented and working. Using the three sensor nodes in use on the current prototype, arm movement was instrumented, mapped, and tracked in real time. During a session, motion data flows from the</w:t>
-      </w:r>
-      <w:r>
-        <w:t xml:space="preserve"> nodes through the Master to the application, where it is visualized and processed. The complete tracking pipeline is operational and demonstrated in the accompanying video.</w:t>
+        <w:t>Movement</w:t>
+      </w:r>
+      <w:r>
+        <w:t xml:space="preserve"> tracking is completed and working with the available sensor nodes. Using the three sensor nodes currently in use, arm movement was instrumented, mapped, and tracked in real time. During a session, motion data flows from the nodes through the Master to the</w:t>
+      </w:r>
+      <w:r>
+        <w:t xml:space="preserve"> application, where it is visualized and processed. The complete tracking pipeline is operational and demonstrated in the accompanying video.</w:t>
       </w:r>
     </w:p>
     <w:p>
@@ -703,9 +674,12 @@
         <w:jc w:val="center"/>
       </w:pPr>
       <w:r>
+        <w:rPr>
+          <w:noProof/>
+        </w:rPr>
         <w:drawing>
-          <wp:inline distT="0" distB="0" distL="0" distR="0" wp14:anchorId="5C173BA3" wp14:editId="4F968329">
-            <wp:extent cx="4578824" cy="2124066"/>
+          <wp:inline distT="0" distB="0" distL="0" distR="0">
+            <wp:extent cx="4577486" cy="2123236"/>
             <wp:effectExtent l="0" t="0" r="0" b="0"/>
             <wp:docPr id="4" name="Picture 4"/>
             <wp:cNvGraphicFramePr>
@@ -715,7 +689,7 @@
               <a:graphicData uri="http://schemas.openxmlformats.org/drawingml/2006/picture">
                 <pic:pic xmlns:pic="http://schemas.openxmlformats.org/drawingml/2006/picture">
                   <pic:nvPicPr>
-                    <pic:cNvPr id="1" name=""/>
+                    <pic:cNvPr id="0" name="image4.png"/>
                     <pic:cNvPicPr/>
                   </pic:nvPicPr>
                   <pic:blipFill>
@@ -727,7 +701,7 @@
                   <pic:spPr>
                     <a:xfrm>
                       <a:off x="0" y="0"/>
-                      <a:ext cx="4583965" cy="2126451"/>
+                      <a:ext cx="4577486" cy="2123236"/>
                     </a:xfrm>
                     <a:prstGeom prst="rect">
                       <a:avLst/>
@@ -742,23 +716,19 @@
     </w:p>
     <w:p>
       <w:pPr>
-        <w:jc w:val="center"/>
-      </w:pPr>
-    </w:p>
-    <w:p>
-      <w:pPr>
         <w:pStyle w:val="Heading1"/>
       </w:pPr>
       <w:r>
+        <w:lastRenderedPageBreak/>
         <w:t>4. Session Retrieval Functioning</w:t>
       </w:r>
     </w:p>
     <w:p>
       <w:r>
-        <w:t>Session recording and retrieval are implemented a</w:t>
-      </w:r>
-      <w:r>
-        <w:t>s follows:</w:t>
+        <w:t>Session recording and retrieval are completed in the current firmware and opera</w:t>
+      </w:r>
+      <w:r>
+        <w:t>te as follows:</w:t>
       </w:r>
     </w:p>
     <w:p>
@@ -767,7 +737,10 @@
         <w:ind w:left="461" w:hanging="259"/>
       </w:pPr>
       <w:r>
-        <w:t>•  During a live session, each node records its data locally to its on-board flash memory.</w:t>
+        <w:t>•</w:t>
+      </w:r>
+      <w:r>
+        <w:t>During a live session, each node records its data locally to its on-board flash memory.</w:t>
       </w:r>
     </w:p>
     <w:p>
@@ -776,7 +749,10 @@
         <w:ind w:left="461" w:hanging="259"/>
       </w:pPr>
       <w:r>
-        <w:t>•  When the recording completes, the node transfers the session to the Master, which validates the data and stores it on the on-board SD card.</w:t>
+        <w:t>•</w:t>
+      </w:r>
+      <w:r>
+        <w:t>When the recording completes, the node transfers the session to the Master, which validates the data and stores it on the on-board SD card.</w:t>
       </w:r>
     </w:p>
     <w:p>
@@ -785,10 +761,16 @@
         <w:ind w:left="461" w:hanging="259"/>
       </w:pPr>
       <w:r>
-        <w:t>•  Complete</w:t>
-      </w:r>
-      <w:r>
-        <w:t>d sessions remain on the SD card indefinitely — they are never deleted automatically, so any completed session can be retrieved at any time by removing the SD card from the Master and reading it on a computer.</w:t>
+        <w:t>•</w:t>
+      </w:r>
+      <w:r>
+        <w:t>Completed sessions remai</w:t>
+      </w:r>
+      <w:r>
+        <w:t xml:space="preserve">n on the SD card indefinitely </w:t>
+      </w:r>
+      <w:r>
+        <w:t>they are never deleted automatically, so any completed session can be retrieved at any time by removing the SD card from the Master and reading it on a computer.</w:t>
       </w:r>
     </w:p>
     <w:p>
@@ -797,22 +779,45 @@
         <w:ind w:left="461" w:hanging="259"/>
       </w:pPr>
       <w:r>
-        <w:t xml:space="preserve">•  Only complete sessions are stored. If a </w:t>
-      </w:r>
-      <w:r>
-        <w:t>recording is interrupted before it completes — for example, if power is lost during capture — the partial data is discarded and the session is reset on the next boot rather than retrieved, since an incomplete capture may be corrupted and unsuitable for ana</w:t>
-      </w:r>
-      <w:r>
-        <w:t>lysis.</w:t>
-      </w:r>
-    </w:p>
-    <w:p>
-      <w:r>
-        <w:lastRenderedPageBreak/>
-        <w:t xml:space="preserve">Core retrieval of completed sessions is implemented and in use, representing approximately 80–85% of the full retrieval scope. Recovery of interrupted sessions is not included in the current implementation; if this capability is required, it can be </w:t>
-      </w:r>
-      <w:r>
-        <w:t>added as a future enhancement.</w:t>
+        <w:t xml:space="preserve">• </w:t>
+      </w:r>
+      <w:r>
+        <w:t xml:space="preserve">Only complete sessions are stored. </w:t>
+      </w:r>
+      <w:r>
+        <w:t>If a recording is in</w:t>
+      </w:r>
+      <w:r>
+        <w:t xml:space="preserve">terrupted before it completes </w:t>
+      </w:r>
+      <w:r>
+        <w:t>for example, i</w:t>
+      </w:r>
+      <w:r>
+        <w:t>f power is lost during capture</w:t>
+      </w:r>
+      <w:r>
+        <w:t xml:space="preserve"> the partial data is discarded and the session is reset on the next boot rather than retrieved, since an incomplete capture may be corrupted and unsuitable fo</w:t>
+      </w:r>
+      <w:r>
+        <w:t>r analysis.</w:t>
+      </w:r>
+    </w:p>
+    <w:p>
+      <w:r>
+        <w:t xml:space="preserve">This reflects how the current firmware handles session retrieval. If a </w:t>
+      </w:r>
+      <w:r>
+        <w:t>different behavior is required</w:t>
+      </w:r>
+      <w:r>
+        <w:t xml:space="preserve"> for example, rec</w:t>
+      </w:r>
+      <w:r>
+        <w:t xml:space="preserve">overy of interrupted sessions </w:t>
+      </w:r>
+      <w:r>
+        <w:t>it can be adjusted according to the requirement.</w:t>
       </w:r>
     </w:p>
     <w:p>
@@ -825,18 +830,27 @@
     </w:p>
     <w:p>
       <w:r>
-        <w:t>The functions described above are implemented and operating together on the current prototype — the Master hub and the sensor nodes in use. In a live session, the nodes connect and communica</w:t>
-      </w:r>
-      <w:r>
-        <w:t>te with the Master, movement data is streamed to the application, and sessions are recorded and stored on the SD card for retrieval. This end-to-end operation is demonstrated in the accompanying video.</w:t>
-      </w:r>
-    </w:p>
-    <w:p>
-      <w:r>
-        <w:t xml:space="preserve">Against the complete project requirements, integrated </w:t>
-      </w:r>
-      <w:r>
-        <w:t>system completion is currently estimated at 50–60%. The remaining scope covers full-suit scale-up and end-to-end validation across the complete suit configuration.</w:t>
+        <w:t>The func</w:t>
+      </w:r>
+      <w:r>
+        <w:t xml:space="preserve">tions described above are completed and operating </w:t>
+      </w:r>
+      <w:r>
+        <w:t xml:space="preserve">together on the current setup </w:t>
+      </w:r>
+      <w:r>
+        <w:t>the Master hub and the available sensor nodes. In a live session, the nodes connect and communicate with the Master, movement data is streamed to the application, and session</w:t>
+      </w:r>
+      <w:r>
+        <w:t>s are recorded and stored on the SD card for retrieval. This end-to-end operation is demonstrated in the accompanying video.</w:t>
+      </w:r>
+    </w:p>
+    <w:p>
+      <w:r>
+        <w:t>Based on the available nodes, integrated system operation is completed. Once the complete set of nodes for the entire suit is recei</w:t>
+      </w:r>
+      <w:r>
+        <w:t>ved, the current setup is scaled up by adding the remaining nodes, and full system integration is achieved.</w:t>
       </w:r>
     </w:p>
     <w:p>
@@ -852,37 +866,20 @@
         <w:keepNext/>
       </w:pPr>
       <w:r>
-        <w:t>A walkthrough video demonstrating the functionality described in this re</w:t>
-      </w:r>
-      <w:r>
-        <w:t>port is available at the link below.</w:t>
-      </w:r>
-    </w:p>
-    <w:p>
-      <w:pPr>
-        <w:keepNext/>
-      </w:pPr>
+        <w:t>A walkthrough video demonstrating the functionality described in this report is available at the link below.</w:t>
+      </w:r>
+    </w:p>
+    <w:p>
       <w:r>
         <w:t xml:space="preserve">Video link: </w:t>
       </w:r>
-      <w:hyperlink r:id="rId12" w:history="1">
+      <w:hyperlink r:id="rId12">
         <w:r>
           <w:rPr>
-            <w:rStyle w:val="Hyperlink"/>
+            <w:color w:val="954F72"/>
+            <w:u w:val="single"/>
           </w:rPr>
-          <w:t>https://drive.google.com/file/d/1sRf4wm2e</w:t>
-        </w:r>
-        <w:r>
-          <w:rPr>
-            <w:rStyle w:val="Hyperlink"/>
-          </w:rPr>
-          <w:t>M</w:t>
-        </w:r>
-        <w:r>
-          <w:rPr>
-            <w:rStyle w:val="Hyperlink"/>
-          </w:rPr>
-          <w:t>PCnjv2l-a5dvuPhXvoQJqXe/view?usp=drive_link</w:t>
+          <w:t>https://drive.google.com/file/d/1sRf4wm2eMPCnjv2l-a5dvuPhXvoQJqXe/view?usp=drive_link</w:t>
         </w:r>
       </w:hyperlink>
     </w:p>
@@ -930,54 +927,31 @@
 
 <file path=word/footer1.xml><?xml version="1.0" encoding="utf-8"?>
 <w:ftr xmlns:wpc="http://schemas.microsoft.com/office/word/2010/wordprocessingCanvas" xmlns:cx="http://schemas.microsoft.com/office/drawing/2014/chartex" xmlns:cx1="http://schemas.microsoft.com/office/drawing/2015/9/8/chartex" xmlns:mc="http://schemas.openxmlformats.org/markup-compatibility/2006" xmlns:o="urn:schemas-microsoft-com:office:office" xmlns:r="http://schemas.openxmlformats.org/officeDocument/2006/relationships" xmlns:m="http://schemas.openxmlformats.org/officeDocument/2006/math" xmlns:v="urn:schemas-microsoft-com:vml" xmlns:wp14="http://schemas.microsoft.com/office/word/2010/wordprocessingDrawing" xmlns:wp="http://schemas.openxmlformats.org/drawingml/2006/wordprocessingDrawing" xmlns:w10="urn:schemas-microsoft-com:office:word" xmlns:w="http://schemas.openxmlformats.org/wordprocessingml/2006/main" xmlns:w14="http://schemas.microsoft.com/office/word/2010/wordml" xmlns:w15="http://schemas.microsoft.com/office/word/2012/wordml" xmlns:w16se="http://schemas.microsoft.com/office/word/2015/wordml/symex" xmlns:wpg="http://schemas.microsoft.com/office/word/2010/wordprocessingGroup" xmlns:wpi="http://schemas.microsoft.com/office/word/2010/wordprocessingInk" xmlns:wne="http://schemas.microsoft.com/office/word/2006/wordml" xmlns:wps="http://schemas.microsoft.com/office/word/2010/wordprocessingShape" mc:Ignorable="w14 w15 w16se wp14">
-  <w:sdt>
-    <w:sdtPr>
-      <w:id w:val="165686925"/>
-      <w:docPartObj>
-        <w:docPartGallery w:val="Page Numbers (Bottom of Page)"/>
-        <w:docPartUnique/>
-      </w:docPartObj>
-    </w:sdtPr>
-    <w:sdtContent>
-      <w:p>
-        <w:pPr>
-          <w:pStyle w:val="Footer"/>
-          <w:jc w:val="right"/>
-        </w:pPr>
-        <w:r>
-          <w:t xml:space="preserve">Page | </w:t>
-        </w:r>
-        <w:r>
-          <w:fldChar w:fldCharType="begin"/>
-        </w:r>
-        <w:r>
-          <w:instrText xml:space="preserve"> PAGE   \* MERGEFORMAT </w:instrText>
-        </w:r>
-        <w:r>
-          <w:fldChar w:fldCharType="separate"/>
-        </w:r>
-        <w:r>
-          <w:rPr>
-            <w:noProof/>
-          </w:rPr>
-          <w:t>4</w:t>
-        </w:r>
-        <w:r>
-          <w:rPr>
-            <w:noProof/>
-          </w:rPr>
-          <w:fldChar w:fldCharType="end"/>
-        </w:r>
-        <w:r>
-          <w:t xml:space="preserve"> </w:t>
-        </w:r>
-      </w:p>
-    </w:sdtContent>
-  </w:sdt>
   <w:p>
     <w:pPr>
-      <w:jc w:val="center"/>
+      <w:jc w:val="right"/>
     </w:pPr>
+    <w:r>
+      <w:t xml:space="preserve">Page | </w:t>
+    </w:r>
+    <w:r>
+      <w:fldChar w:fldCharType="begin"/>
+    </w:r>
+    <w:r>
+      <w:instrText xml:space="preserve"> PAGE   \* MERGEFORMAT </w:instrText>
+    </w:r>
+    <w:r>
+      <w:fldChar w:fldCharType="separate"/>
+    </w:r>
+    <w:r>
+      <w:rPr>
+        <w:noProof/>
+      </w:rPr>
+      <w:t>1</w:t>
+    </w:r>
+    <w:r>
+      <w:fldChar w:fldCharType="end"/>
+    </w:r>
   </w:p>
 </w:ftr>
 </file>
@@ -1656,13 +1630,13 @@
     <w:pPr>
       <w:keepNext/>
       <w:keepLines/>
-      <w:spacing w:before="240" w:after="0"/>
+      <w:spacing w:before="320" w:after="120"/>
       <w:outlineLvl w:val="0"/>
     </w:pPr>
     <w:rPr>
       <w:rFonts w:ascii="Times New Roman" w:eastAsiaTheme="majorEastAsia" w:hAnsi="Times New Roman" w:cstheme="majorBidi"/>
       <w:b/>
-      <w:color w:val="auto"/>
+      <w:color w:val="000000"/>
       <w:sz w:val="32"/>
       <w:szCs w:val="32"/>
     </w:rPr>
@@ -1679,13 +1653,13 @@
     <w:pPr>
       <w:keepNext/>
       <w:keepLines/>
-      <w:spacing w:before="40" w:after="0"/>
+      <w:spacing w:before="240" w:after="80"/>
       <w:outlineLvl w:val="1"/>
     </w:pPr>
     <w:rPr>
       <w:rFonts w:ascii="Times New Roman" w:eastAsiaTheme="majorEastAsia" w:hAnsi="Times New Roman" w:cstheme="majorBidi"/>
       <w:b/>
-      <w:color w:val="auto"/>
+      <w:color w:val="000000"/>
       <w:sz w:val="26"/>
       <w:szCs w:val="26"/>
     </w:rPr>
@@ -1724,10 +1698,10 @@
       <w:jc w:val="center"/>
     </w:pPr>
     <w:rPr>
-      <w:rFonts w:ascii="Calibri" w:hAnsi="Calibri"/>
+      <w:rFonts w:ascii="Times New Roman" w:hAnsi="Times New Roman"/>
       <w:b/>
-      <w:color w:val="1F3864"/>
-      <w:sz w:val="52"/>
+      <w:color w:val="000000"/>
+      <w:sz w:val="56"/>
     </w:rPr>
   </w:style>
   <w:style w:type="paragraph" w:customStyle="1" w:styleId="DocLabel">
@@ -2211,7 +2185,7 @@
 </file>
 
 <file path=customXml/itemProps1.xml><?xml version="1.0" encoding="utf-8"?>
-<ds:datastoreItem xmlns:ds="http://schemas.openxmlformats.org/officeDocument/2006/customXml" ds:itemID="{F50B14BF-42F0-416C-AE1E-A57AD1797A71}">
+<ds:datastoreItem xmlns:ds="http://schemas.openxmlformats.org/officeDocument/2006/customXml" ds:itemID="{1DA88399-D1E7-4B28-8FAF-8761AD87D6CB}">
   <ds:schemaRefs>
     <ds:schemaRef ds:uri="http://schemas.openxmlformats.org/officeDocument/2006/bibliography"/>
   </ds:schemaRefs>
